--- a/companies/saltmarsh-environmental/Engagements/Dyer and Sons/2015.05.28 - Kickoff Memo - Wetland Delineation.docx
+++ b/companies/saltmarsh-environmental/Engagements/Dyer and Sons/2015.05.28 - Kickoff Memo - Wetland Delineation.docx
@@ -3,25 +3,33 @@
 <w:document xmlns:wpc="http://schemas.microsoft.com/office/word/2010/wordprocessingCanvas" xmlns:mo="http://schemas.microsoft.com/office/mac/office/2008/main" xmlns:mc="http://schemas.openxmlformats.org/markup-compatibility/2006" xmlns:mv="urn:schemas-microsoft-com:mac:vml" xmlns:o="urn:schemas-microsoft-com:office:office" xmlns:r="http://schemas.openxmlformats.org/officeDocument/2006/relationships" xmlns:m="http://schemas.openxmlformats.org/officeDocument/2006/math" xmlns:v="urn:schemas-microsoft-com:vml" xmlns:wp14="http://schemas.microsoft.com/office/word/2010/wordprocessingDrawing" xmlns:wp="http://schemas.openxmlformats.org/drawingml/2006/wordprocessingDrawing" xmlns:w10="urn:schemas-microsoft-com:office:word" xmlns:w="http://schemas.openxmlformats.org/wordprocessingml/2006/main" xmlns:w14="http://schemas.microsoft.com/office/word/2010/wordml" xmlns:wpg="http://schemas.microsoft.com/office/word/2010/wordprocessingGroup" xmlns:wpi="http://schemas.microsoft.com/office/word/2010/wordprocessingInk" xmlns:wne="http://schemas.microsoft.com/office/word/2006/wordml" xmlns:wps="http://schemas.microsoft.com/office/word/2010/wordprocessingShape" mc:Ignorable="w14 wp14">
   <w:body>
     <w:p>
-      <w:pPr>
-        <w:pStyle w:val="Heading1"/>
-      </w:pPr>
       <w:r>
-        <w:t>Kickoff Memo: Wetland Delineation, Dyer and Sons</w:t>
+        <w:t>To: Project Team</w:t>
       </w:r>
     </w:p>
     <w:p>
       <w:r>
-        <w:t>To: John Sanchez, Mary Foster, Pamela Brown, Tammy Parks</w:t>
-        <w:br/>
         <w:t>From: Angela Williams</w:t>
-        <w:br/>
-        <w:t>Re: Kickoff, wetland delineation for Dyer and Sons</w:t>
       </w:r>
     </w:p>
     <w:p>
       <w:r>
-        <w:t>The countersigned scope is back and scanned. The engagement commenced May 25, 2015, and the objective is a defensible wetland boundary on the parcel, delineated under the 1987 manual and the regional supplement, documented so that a reviewer opening the file several years from now can tell what was measured, where, on what date, and by whom. John Sanchez leads the delineation and owns the line. This memo records the assignments as they stand at kickoff so that nobody has to reconstruct them from memory in the fall. Nothing here is field-tested yet; it is the plan, not the record.</w:t>
+        <w:t>Re: Wetland Delineation for Dyer and Sons</w:t>
+      </w:r>
+    </w:p>
+    <w:p>
+      <w:r>
+        <w:t>The signed scope is back, so we are on. Our job here is easy to say and careful to do. We draw the wetland line on the parcel so that Dyer and Sons can move ahead with the build. Sandra Little at Dyer and Sons is our contact, and anything that goes to the client goes through her. The engagement runs about six months and dates from May 25, 2015, so we are right at the front of it. This memo is here so we all start from the same page and nobody has to guess who owns what.</w:t>
+      </w:r>
+    </w:p>
+    <w:p>
+      <w:r>
+        <w:t>Here is who is on it. John Sanchez runs the technical side and owns the report at the end. Angela Williams and Mary Foster are on the flag line and the sample points, and between us we have walked enough marsh to trust the flags over the map. Pamela Brown will help with the delineation and the write-up that follows it, since she has walked more of these lines than any of us. Tammy Parks keeps the correspondence straight, including the countersigned scope that just came back, and she is the one who confirms access with the client before we drive out.</w:t>
+      </w:r>
+    </w:p>
+    <w:p>
+      <w:r>
+        <w:t>A word on how we work, because it matters more than the calendar. We record as we go, not from memory afterward. Every paired point gets its data form filled in on the spot, the soils described at the pit, and the sediment noted while the auger is still wet. The report at the end is only as good as what we write down in the marsh, so we treat the field record as the real deliverable and the report as the fair copy of it.</w:t>
       </w:r>
     </w:p>
     <w:p>
@@ -29,7 +37,7 @@
         <w:pStyle w:val="Heading2"/>
       </w:pPr>
       <w:r>
-        <w:t>Workstreams</w:t>
+        <w:t>How the Work Breaks Down</w:t>
       </w:r>
     </w:p>
     <w:p>
@@ -37,7 +45,7 @@
         <w:pStyle w:val="ListBullet"/>
       </w:pPr>
       <w:r>
-        <w:t>Records and background. Pamela Brown pulls the historical aerials, the NWI mapping, the county soil survey, and any prior permit or violation record for the parcel. Deliverable is a short background section with sources named and gaps stated as gaps. If the record does not support a conclusion, we say the record does not support a conclusion.</w:t>
+        <w:t>Field delineation. Walk the parcel and flag the boundary against the three parameters, one paired sample point inside the line and one outside it.</w:t>
       </w:r>
     </w:p>
     <w:p>
@@ -45,7 +53,7 @@
         <w:pStyle w:val="ListBullet"/>
       </w:pPr>
       <w:r>
-        <w:t>Field delineation. John Sanchez establishes the sample point pairs, describes the soil profiles, and flags the boundary. The line gets walked twice. Where an indicator is ambiguous it is recorded as ambiguous and photographed, not averaged.</w:t>
+        <w:t>Soils and sediment. Describe the soils at each point and log the sediment observations the report will lean on, while we are standing over them.</w:t>
       </w:r>
     </w:p>
     <w:p>
@@ -53,7 +61,7 @@
         <w:pStyle w:val="ListBullet"/>
       </w:pPr>
       <w:r>
-        <w:t>Field record and photo log. Mary Foster keeps the notebook: date, personnel, weather, tide stage, antecedent precipitation, equipment used, and anything that went sideways. Deviations get flagged in the notebook the day they happen, not reconstructed later.</w:t>
+        <w:t>Access and tides. Plan each visit around the tide windows and confirm the gate is open before we roll, so we do not burn a low tide on a locked fence.</w:t>
       </w:r>
     </w:p>
     <w:p>
@@ -61,7 +69,7 @@
         <w:pStyle w:val="ListBullet"/>
       </w:pPr>
       <w:r>
-        <w:t>Report and figures. I draft the report and the figure set from the data forms, the GPS positions, and the notebook, and route it to the Managing Principal for review before anything goes to the client. Totals get checked against the forms, not against the last draft.</w:t>
+        <w:t>Survey tie-in. Once the line is flagged, get the survey crew out to locate the flags so the boundary lands on a drawing and not just on the ground.</w:t>
       </w:r>
     </w:p>
     <w:p>
@@ -69,7 +77,15 @@
         <w:pStyle w:val="ListBullet"/>
       </w:pPr>
       <w:r>
-        <w:t>Contract and submittal administration. Tammy Parks tracks the countersigned scope, the access authorization from Sandra Little's office at Dyer and Sons, insurance certificates if requested, and the submittal calendar.</w:t>
+        <w:t>Report and figures. John turns the field record into the delineation report and the request for a jurisdictional determination.</w:t>
+      </w:r>
+    </w:p>
+    <w:p>
+      <w:pPr>
+        <w:pStyle w:val="ListBullet"/>
+      </w:pPr>
+      <w:r>
+        <w:t>Correspondence and file. Tammy handles what goes out and comes back, and keeps the signed scope and the field forms together so the file tells the whole story.</w:t>
       </w:r>
     </w:p>
     <w:p>
@@ -77,57 +93,12 @@
         <w:pStyle w:val="Heading2"/>
       </w:pPr>
       <w:r>
-        <w:t>Next Steps</w:t>
-      </w:r>
-    </w:p>
-    <w:p>
-      <w:pPr>
-        <w:pStyle w:val="ListBullet"/>
-      </w:pPr>
-      <w:r>
-        <w:t>Access. Tammy Parks confirms the gate arrangement and tenant notification with Sandra Little before anyone drives out. No one enters the parcel until that is in writing.</w:t>
-      </w:r>
-    </w:p>
-    <w:p>
-      <w:pPr>
-        <w:pStyle w:val="ListBullet"/>
-      </w:pPr>
-      <w:r>
-        <w:t>Reconnaissance. John Sanchez and Mary Foster walk the parcel once with no equipment other than the notebook and a camera, to see the ground before the sample design is fixed.</w:t>
-      </w:r>
-    </w:p>
-    <w:p>
-      <w:pPr>
-        <w:pStyle w:val="ListBullet"/>
-      </w:pPr>
-      <w:r>
-        <w:t>Sample design. Point pairs proposed by John Sanchez after reconnaissance, on the aerial, before the first full field day.</w:t>
-      </w:r>
-    </w:p>
-    <w:p>
-      <w:pPr>
-        <w:pStyle w:val="ListBullet"/>
-      </w:pPr>
-      <w:r>
-        <w:t>Equipment. GPS unit checked and differential correction confirmed, Munsell book, spare routine data forms, flagging, tide table for the reach. Mary Foster owns the kit check.</w:t>
-      </w:r>
-    </w:p>
-    <w:p>
-      <w:pPr>
-        <w:pStyle w:val="ListBullet"/>
-      </w:pPr>
-      <w:r>
-        <w:t>Background request. Pamela Brown submits the records requests this week; turnaround on the older files is slow and the requests should not wait on the field schedule.</w:t>
+        <w:t>This Week</w:t>
       </w:r>
     </w:p>
     <w:p>
       <w:r>
-        <w:t>Two standing reminders, neither of them new. Field days are logged as they happen. A notebook written up in the truck at the end of the week is a reconstruction, and it should be labeled as one if it comes to that. Second, nothing leaves this office without review, including a figure, a table, or a number quoted to the client on the phone. If Sandra Little asks any of us for an interim line, the answer is that the line is not final until the report is issued.</w:t>
-      </w:r>
-    </w:p>
-    <w:p>
-      <w:r>
-        <w:t>If an assignment above does not match what you understood, say so now rather than in July. Corrections to this memo are cheaper than corrections to the report.</w:t>
+        <w:t>One thing to do this week. Everyone block the first field days on the calendar and get them to Tammy Parks, so she can confirm access with Sandra Little around the tides. Once access is set I will send the window, and we will walk the parcel together on the first day so we are all reading the same ground. If the weather turns, we will move the day and I will send a new window.</w:t>
       </w:r>
     </w:p>
     <w:sectPr>
